--- a/Cahiers des charges/Word/KWISMO_Cahier_des_charges_WEB.docx
+++ b/Cahiers des charges/Word/KWISMO_Cahier_des_charges_WEB.docx
@@ -13393,6 +13393,77 @@
     </w:p>
     <w:p>
       <w:pPr>
+        <w:spacing w:after="140" w:line="276"/>
+        <w:jc w:val="both"/>
+      </w:pPr>
+      <w:r>
+        <w:rPr>
+          <w:rFonts w:ascii="Poppins" w:cs="Poppins" w:eastAsia="Poppins" w:hAnsi="Poppins"/>
+          <w:b w:val="false"/>
+          <w:bCs w:val="false"/>
+          <w:i w:val="false"/>
+          <w:iCs w:val="false"/>
+          <w:color w:val="20222E"/>
+          <w:sz w:val="21"/>
+          <w:szCs w:val="21"/>
+        </w:rPr>
+        <w:t xml:space="preserve">Un compte KWISMO est identifié par son </w:t>
+      </w:r>
+      <w:r>
+        <w:rPr>
+          <w:rFonts w:ascii="Poppins" w:cs="Poppins" w:eastAsia="Poppins" w:hAnsi="Poppins"/>
+          <w:b/>
+          <w:bCs/>
+          <w:i w:val="false"/>
+          <w:iCs w:val="false"/>
+          <w:color w:val="2D2E83"/>
+          <w:sz w:val="21"/>
+          <w:szCs w:val="21"/>
+        </w:rPr>
+        <w:t xml:space="preserve">email</w:t>
+      </w:r>
+      <w:r>
+        <w:rPr>
+          <w:rFonts w:ascii="Poppins" w:cs="Poppins" w:eastAsia="Poppins" w:hAnsi="Poppins"/>
+          <w:b w:val="false"/>
+          <w:bCs w:val="false"/>
+          <w:i w:val="false"/>
+          <w:iCs w:val="false"/>
+          <w:color w:val="20222E"/>
+          <w:sz w:val="21"/>
+          <w:szCs w:val="21"/>
+        </w:rPr>
+        <w:t xml:space="preserve"> et peut regrouper </w:t>
+      </w:r>
+      <w:r>
+        <w:rPr>
+          <w:rFonts w:ascii="Poppins" w:cs="Poppins" w:eastAsia="Poppins" w:hAnsi="Poppins"/>
+          <w:b/>
+          <w:bCs/>
+          <w:i w:val="false"/>
+          <w:iCs w:val="false"/>
+          <w:color w:val="2D2E83"/>
+          <w:sz w:val="21"/>
+          <w:szCs w:val="21"/>
+        </w:rPr>
+        <w:t xml:space="preserve">plusieurs numéros de téléphone</w:t>
+      </w:r>
+      <w:r>
+        <w:rPr>
+          <w:rFonts w:ascii="Poppins" w:cs="Poppins" w:eastAsia="Poppins" w:hAnsi="Poppins"/>
+          <w:b w:val="false"/>
+          <w:bCs w:val="false"/>
+          <w:i w:val="false"/>
+          <w:iCs w:val="false"/>
+          <w:color w:val="20222E"/>
+          <w:sz w:val="21"/>
+          <w:szCs w:val="21"/>
+        </w:rPr>
+        <w:t xml:space="preserve"> (cas très courant du multi-SIM). La liste affiche donc l’identité du compte, et le détail expose les numéros rattachés.</w:t>
+      </w:r>
+    </w:p>
+    <w:p>
+      <w:pPr>
         <w:pStyle w:val="ListParagraph"/>
         <w:numPr>
           <w:ilvl w:val="0"/>
@@ -13404,6 +13475,19 @@
       <w:r>
         <w:rPr>
           <w:rFonts w:ascii="Poppins" w:cs="Poppins" w:eastAsia="Poppins" w:hAnsi="Poppins"/>
+          <w:b/>
+          <w:bCs/>
+          <w:i w:val="false"/>
+          <w:iCs w:val="false"/>
+          <w:color w:val="20222E"/>
+          <w:sz w:val="21"/>
+          <w:szCs w:val="21"/>
+        </w:rPr>
+        <w:t xml:space="preserve">DataTable</w:t>
+      </w:r>
+      <w:r>
+        <w:rPr>
+          <w:rFonts w:ascii="Poppins" w:cs="Poppins" w:eastAsia="Poppins" w:hAnsi="Poppins"/>
           <w:b w:val="false"/>
           <w:bCs w:val="false"/>
           <w:i w:val="false"/>
@@ -13412,7 +13496,7 @@
           <w:sz w:val="21"/>
           <w:szCs w:val="21"/>
         </w:rPr>
-        <w:t xml:space="preserve">DataTable : Nom, Numéro, Pays, Statut, Date d’inscription, Rôle. Recherche + filtres (statut, pays).</w:t>
+        <w:t xml:space="preserve"> : Nom, Prénom, Email, Nombre de numéros rattachés, Statut du compte, Date d’inscription, Rôle. Recherche (nom/email/numéro) + filtres (statut, rôle, pays d’un numéro).</w:t>
       </w:r>
     </w:p>
     <w:p>
@@ -13428,6 +13512,19 @@
       <w:r>
         <w:rPr>
           <w:rFonts w:ascii="Poppins" w:cs="Poppins" w:eastAsia="Poppins" w:hAnsi="Poppins"/>
+          <w:b/>
+          <w:bCs/>
+          <w:i w:val="false"/>
+          <w:iCs w:val="false"/>
+          <w:color w:val="20222E"/>
+          <w:sz w:val="21"/>
+          <w:szCs w:val="21"/>
+        </w:rPr>
+        <w:t xml:space="preserve">Colonne « Numéros »</w:t>
+      </w:r>
+      <w:r>
+        <w:rPr>
+          <w:rFonts w:ascii="Poppins" w:cs="Poppins" w:eastAsia="Poppins" w:hAnsi="Poppins"/>
           <w:b w:val="false"/>
           <w:bCs w:val="false"/>
           <w:i w:val="false"/>
@@ -13436,7 +13533,7 @@
           <w:sz w:val="21"/>
           <w:szCs w:val="21"/>
         </w:rPr>
-        <w:t xml:space="preserve">Actions : voir le détail (panneau latéral), activer/suspendre, réinitialiser, exporter.</w:t>
+        <w:t xml:space="preserve"> : affiche le nombre de numéros vérifiés (ex. « 3 numéros »), avec une pastille d’alerte si l’un d’eux est déclaré compromis.</w:t>
       </w:r>
     </w:p>
     <w:p>
@@ -13452,6 +13549,19 @@
       <w:r>
         <w:rPr>
           <w:rFonts w:ascii="Poppins" w:cs="Poppins" w:eastAsia="Poppins" w:hAnsi="Poppins"/>
+          <w:b/>
+          <w:bCs/>
+          <w:i w:val="false"/>
+          <w:iCs w:val="false"/>
+          <w:color w:val="20222E"/>
+          <w:sz w:val="21"/>
+          <w:szCs w:val="21"/>
+        </w:rPr>
+        <w:t xml:space="preserve">Détail utilisateur (panneau latéral ou page)</w:t>
+      </w:r>
+      <w:r>
+        <w:rPr>
+          <w:rFonts w:ascii="Poppins" w:cs="Poppins" w:eastAsia="Poppins" w:hAnsi="Poppins"/>
           <w:b w:val="false"/>
           <w:bCs w:val="false"/>
           <w:i w:val="false"/>
@@ -13460,24 +13570,7 @@
           <w:sz w:val="21"/>
           <w:szCs w:val="21"/>
         </w:rPr>
-        <w:t xml:space="preserve">États de données systématiques (chargement/vide/erreur/succès).</w:t>
-      </w:r>
-    </w:p>
-    <w:p>
-      <w:pPr>
-        <w:pStyle w:val="Heading2"/>
-        <w:spacing w:after="120" w:before="260"/>
-      </w:pPr>
-      <w:r>
-        <w:rPr>
-          <w:rFonts w:ascii="Poppins" w:cs="Poppins" w:eastAsia="Poppins" w:hAnsi="Poppins"/>
-          <w:b/>
-          <w:bCs/>
-          <w:color w:val="2D2E83"/>
-          <w:sz w:val="25"/>
-          <w:szCs w:val="25"/>
-        </w:rPr>
-        <w:t xml:space="preserve">8.3  Gestion des partenaires (admin uniquement)</w:t>
+        <w:t xml:space="preserve"> : informations du compte (nom, prénom, email, statut de vérification email, date d’inscription) puis une section « Numéros associés » listant chaque numéro avec drapeau du pays, numéro formaté, opérateur, statut (vérifié / en attente / compromis) et date de vérification.</w:t>
       </w:r>
     </w:p>
     <w:p>
@@ -13493,6 +13586,19 @@
       <w:r>
         <w:rPr>
           <w:rFonts w:ascii="Poppins" w:cs="Poppins" w:eastAsia="Poppins" w:hAnsi="Poppins"/>
+          <w:b/>
+          <w:bCs/>
+          <w:i w:val="false"/>
+          <w:iCs w:val="false"/>
+          <w:color w:val="20222E"/>
+          <w:sz w:val="21"/>
+          <w:szCs w:val="21"/>
+        </w:rPr>
+        <w:t xml:space="preserve">Actions</w:t>
+      </w:r>
+      <w:r>
+        <w:rPr>
+          <w:rFonts w:ascii="Poppins" w:cs="Poppins" w:eastAsia="Poppins" w:hAnsi="Poppins"/>
           <w:b w:val="false"/>
           <w:bCs w:val="false"/>
           <w:i w:val="false"/>
@@ -13501,7 +13607,7 @@
           <w:sz w:val="21"/>
           <w:szCs w:val="21"/>
         </w:rPr>
-        <w:t xml:space="preserve">Liste des entreprises partenaires : Nom, Type de partenariat, Pays, Nombre de numéros affiliés, Statut, Date d’adhésion.</w:t>
+        <w:t xml:space="preserve"> : activer/suspendre le compte, consulter l’historique, exporter. Actions par numéro : consulter le numéro dans le module Numéros, lever le statut « compromis ».</w:t>
       </w:r>
     </w:p>
     <w:p>
@@ -13525,7 +13631,7 @@
           <w:sz w:val="21"/>
           <w:szCs w:val="21"/>
         </w:rPr>
-        <w:t xml:space="preserve">Fiche partenaire</w:t>
+        <w:t xml:space="preserve">États de données</w:t>
       </w:r>
       <w:r>
         <w:rPr>
@@ -13538,7 +13644,100 @@
           <w:sz w:val="21"/>
           <w:szCs w:val="21"/>
         </w:rPr>
-        <w:t xml:space="preserve"> : informations, KPI dédiés, règles d’affiliation des numéros (voir 8.4), et bouton « Consulter l’espace » (mode supervision, §5.2).</w:t>
+        <w:t xml:space="preserve"> : chargement (skeletons), vide, erreur (« Réessayer »), succès — y compris pour la sous-liste des numéros associés.</w:t>
+      </w:r>
+    </w:p>
+    <w:tbl>
+      <w:tblPr>
+        <w:tblW w:type="pct" w:w="100%"/>
+        <w:tblBorders>
+          <w:top w:val="none"/>
+          <w:left w:val="single" w:color="2D2E83" w:sz="24"/>
+          <w:bottom w:val="none"/>
+          <w:right w:val="none"/>
+          <w:insideH w:val="none"/>
+          <w:insideV w:val="none"/>
+        </w:tblBorders>
+      </w:tblPr>
+      <w:tblGrid>
+        <w:gridCol w:w="9360"/>
+      </w:tblGrid>
+      <w:tr>
+        <w:tc>
+          <w:tcPr>
+            <w:tcW w:type="dxa" w:w="9360"/>
+            <w:shd w:fill="E9EAF4" w:color="auto" w:val="clear"/>
+            <w:tcMar>
+              <w:top w:type="dxa" w:w="120"/>
+              <w:left w:type="dxa" w:w="200"/>
+              <w:bottom w:type="dxa" w:w="120"/>
+              <w:right w:type="dxa" w:w="160"/>
+            </w:tcMar>
+          </w:tcPr>
+          <w:p>
+            <w:pPr>
+              <w:spacing w:after="60"/>
+            </w:pPr>
+            <w:r>
+              <w:rPr>
+                <w:rFonts w:ascii="Poppins" w:cs="Poppins" w:eastAsia="Poppins" w:hAnsi="Poppins"/>
+                <w:b/>
+                <w:bCs/>
+                <w:color w:val="2D2E83"/>
+                <w:sz w:val="20"/>
+                <w:szCs w:val="20"/>
+              </w:rPr>
+              <w:t xml:space="preserve">Distinction importante pour l’affichage</w:t>
+            </w:r>
+          </w:p>
+          <w:p>
+            <w:pPr>
+              <w:spacing w:after="40"/>
+              <w:jc w:val="left"/>
+            </w:pPr>
+            <w:r>
+              <w:rPr>
+                <w:rFonts w:ascii="Poppins" w:cs="Poppins" w:eastAsia="Poppins" w:hAnsi="Poppins"/>
+                <w:color w:val="20222E"/>
+                <w:sz w:val="19"/>
+                <w:szCs w:val="19"/>
+              </w:rPr>
+              <w:t xml:space="preserve">Un « numéro associé » est un numéro POSSÉDÉ et vérifié par le titulaire du compte.</w:t>
+            </w:r>
+          </w:p>
+          <w:p>
+            <w:pPr>
+              <w:spacing w:after="40"/>
+              <w:jc w:val="left"/>
+            </w:pPr>
+            <w:r>
+              <w:rPr>
+                <w:rFonts w:ascii="Poppins" w:cs="Poppins" w:eastAsia="Poppins" w:hAnsi="Poppins"/>
+                <w:color w:val="20222E"/>
+                <w:sz w:val="19"/>
+                <w:szCs w:val="19"/>
+              </w:rPr>
+              <w:t xml:space="preserve">Le module « Numéros » (§8.4) recense quant à lui TOUS les numéros analysés par la plateforme, y compris ceux des fraudeurs, qui n’appartiennent à aucun compte.</w:t>
+            </w:r>
+          </w:p>
+        </w:tc>
+      </w:tr>
+    </w:tbl>
+    <w:p>
+      <w:pPr>
+        <w:pStyle w:val="Heading2"/>
+        <w:spacing w:after="120" w:before="260"/>
+      </w:pPr>
+      <w:r>
+        <w:rPr>
+          <w:rFonts w:ascii="Poppins" w:cs="Poppins" w:eastAsia="Poppins" w:hAnsi="Poppins"/>
+          <w:b/>
+          <w:bCs/>
+          <w:color w:val="2D2E83"/>
+          <w:sz w:val="25"/>
+          <w:szCs w:val="25"/>
+        </w:rPr>
+        <w:t xml:space="preserve">8.3  Gestion des partenaires (admin uniquement)</w:t>
       </w:r>
     </w:p>
     <w:p>
@@ -13562,43 +13761,7 @@
           <w:sz w:val="21"/>
           <w:szCs w:val="21"/>
         </w:rPr>
-        <w:t xml:space="preserve">Création/édition d’un partenaire via modale ou page dédiée (formulaire validé Zod).</w:t>
-      </w:r>
-    </w:p>
-    <w:p>
-      <w:pPr>
-        <w:pStyle w:val="Heading2"/>
-        <w:spacing w:after="120" w:before="260"/>
-      </w:pPr>
-      <w:r>
-        <w:rPr>
-          <w:rFonts w:ascii="Poppins" w:cs="Poppins" w:eastAsia="Poppins" w:hAnsi="Poppins"/>
-          <w:b/>
-          <w:bCs/>
-          <w:color w:val="2D2E83"/>
-          <w:sz w:val="25"/>
-          <w:szCs w:val="25"/>
-        </w:rPr>
-        <w:t xml:space="preserve">8.4  Gestion des numéros &amp; affiliation partenaire</w:t>
-      </w:r>
-    </w:p>
-    <w:p>
-      <w:pPr>
-        <w:spacing w:after="140" w:line="276"/>
-        <w:jc w:val="both"/>
-      </w:pPr>
-      <w:r>
-        <w:rPr>
-          <w:rFonts w:ascii="Poppins" w:cs="Poppins" w:eastAsia="Poppins" w:hAnsi="Poppins"/>
-          <w:b w:val="false"/>
-          <w:bCs w:val="false"/>
-          <w:i w:val="false"/>
-          <w:iCs w:val="false"/>
-          <w:color w:val="20222E"/>
-          <w:sz w:val="21"/>
-          <w:szCs w:val="21"/>
-        </w:rPr>
-        <w:t xml:space="preserve">Module clé pour cloisonner les données par partenaire. L’affiliation d’un numéro à un partenaire se fait par règles combinant le pays et les préfixes de numéro.</w:t>
+        <w:t xml:space="preserve">Liste des entreprises partenaires : Nom, Type de partenariat, Pays, Nombre de numéros affiliés, Statut, Date d’adhésion.</w:t>
       </w:r>
     </w:p>
     <w:p>
@@ -13622,7 +13785,7 @@
           <w:sz w:val="21"/>
           <w:szCs w:val="21"/>
         </w:rPr>
-        <w:t xml:space="preserve">Règle d’affiliation</w:t>
+        <w:t xml:space="preserve">Fiche partenaire</w:t>
       </w:r>
       <w:r>
         <w:rPr>
@@ -13635,7 +13798,7 @@
           <w:sz w:val="21"/>
           <w:szCs w:val="21"/>
         </w:rPr>
-        <w:t xml:space="preserve"> : pour un pays donné, l’admin définit des plages de préfixes (ex. numéros commençant par 69, 651–654, 68) attribuées à un partenaire. Tout numéro correspondant est automatiquement rattaché à ce partenaire.</w:t>
+        <w:t xml:space="preserve"> : informations, KPI dédiés, règles d’affiliation des numéros (voir 8.4), et bouton « Consulter l’espace » (mode supervision, §5.2).</w:t>
       </w:r>
     </w:p>
     <w:p>
@@ -13651,16 +13814,39 @@
       <w:r>
         <w:rPr>
           <w:rFonts w:ascii="Poppins" w:cs="Poppins" w:eastAsia="Poppins" w:hAnsi="Poppins"/>
+          <w:b w:val="false"/>
+          <w:bCs w:val="false"/>
+          <w:i w:val="false"/>
+          <w:iCs w:val="false"/>
+          <w:color w:val="20222E"/>
+          <w:sz w:val="21"/>
+          <w:szCs w:val="21"/>
+        </w:rPr>
+        <w:t xml:space="preserve">Création/édition d’un partenaire via modale ou page dédiée (formulaire validé Zod).</w:t>
+      </w:r>
+    </w:p>
+    <w:p>
+      <w:pPr>
+        <w:pStyle w:val="Heading2"/>
+        <w:spacing w:after="120" w:before="260"/>
+      </w:pPr>
+      <w:r>
+        <w:rPr>
+          <w:rFonts w:ascii="Poppins" w:cs="Poppins" w:eastAsia="Poppins" w:hAnsi="Poppins"/>
           <w:b/>
           <w:bCs/>
-          <w:i w:val="false"/>
-          <w:iCs w:val="false"/>
-          <w:color w:val="20222E"/>
-          <w:sz w:val="21"/>
-          <w:szCs w:val="21"/>
-        </w:rPr>
-        <w:t xml:space="preserve">Éditeur de règles</w:t>
-      </w:r>
+          <w:color w:val="2D2E83"/>
+          <w:sz w:val="25"/>
+          <w:szCs w:val="25"/>
+        </w:rPr>
+        <w:t xml:space="preserve">8.4  Gestion des numéros &amp; affiliation partenaire</w:t>
+      </w:r>
+    </w:p>
+    <w:p>
+      <w:pPr>
+        <w:spacing w:after="140" w:line="276"/>
+        <w:jc w:val="both"/>
+      </w:pPr>
       <w:r>
         <w:rPr>
           <w:rFonts w:ascii="Poppins" w:cs="Poppins" w:eastAsia="Poppins" w:hAnsi="Poppins"/>
@@ -13672,7 +13858,7 @@
           <w:sz w:val="21"/>
           <w:szCs w:val="21"/>
         </w:rPr>
-        <w:t xml:space="preserve"> : sélection du pays, saisie des préfixes (valeurs simples « 69 » ou plages « 651-654 »), aperçu en direct du nombre de numéros concernés, détection des chevauchements de plages entre partenaires (alerte).</w:t>
+        <w:t xml:space="preserve">Module clé pour cloisonner les données par partenaire. L’affiliation d’un numéro à un partenaire se fait par règles combinant le pays et les préfixes de numéro.</w:t>
       </w:r>
     </w:p>
     <w:p>
@@ -13696,7 +13882,7 @@
           <w:sz w:val="21"/>
           <w:szCs w:val="21"/>
         </w:rPr>
-        <w:t xml:space="preserve">DataTable numéros</w:t>
+        <w:t xml:space="preserve">Règle d’affiliation</w:t>
       </w:r>
       <w:r>
         <w:rPr>
@@ -13709,7 +13895,81 @@
           <w:sz w:val="21"/>
           <w:szCs w:val="21"/>
         </w:rPr>
-        <w:t xml:space="preserve"> : Numéro, Opérateur, Pays, Score de risque, Statut (sécurisé/à signaler/frauduleux), Partenaire affilié, Dernière vérification.</w:t>
+        <w:t xml:space="preserve"> : pour un pays donné, l’admin définit des plages de préfixes (ex. numéros commençant par 69, 651–654, 68) attribuées à un partenaire. Tout numéro correspondant est automatiquement rattaché à ce partenaire.</w:t>
+      </w:r>
+    </w:p>
+    <w:p>
+      <w:pPr>
+        <w:pStyle w:val="ListParagraph"/>
+        <w:numPr>
+          <w:ilvl w:val="0"/>
+          <w:numId w:val="2"/>
+        </w:numPr>
+        <w:spacing w:after="70" w:line="268"/>
+        <w:jc w:val="left"/>
+      </w:pPr>
+      <w:r>
+        <w:rPr>
+          <w:rFonts w:ascii="Poppins" w:cs="Poppins" w:eastAsia="Poppins" w:hAnsi="Poppins"/>
+          <w:b/>
+          <w:bCs/>
+          <w:i w:val="false"/>
+          <w:iCs w:val="false"/>
+          <w:color w:val="20222E"/>
+          <w:sz w:val="21"/>
+          <w:szCs w:val="21"/>
+        </w:rPr>
+        <w:t xml:space="preserve">Éditeur de règles</w:t>
+      </w:r>
+      <w:r>
+        <w:rPr>
+          <w:rFonts w:ascii="Poppins" w:cs="Poppins" w:eastAsia="Poppins" w:hAnsi="Poppins"/>
+          <w:b w:val="false"/>
+          <w:bCs w:val="false"/>
+          <w:i w:val="false"/>
+          <w:iCs w:val="false"/>
+          <w:color w:val="20222E"/>
+          <w:sz w:val="21"/>
+          <w:szCs w:val="21"/>
+        </w:rPr>
+        <w:t xml:space="preserve"> : sélection du pays, saisie des préfixes (valeurs simples « 69 » ou plages « 651-654 »), aperçu en direct du nombre de numéros concernés, détection des chevauchements de plages entre partenaires (alerte).</w:t>
+      </w:r>
+    </w:p>
+    <w:p>
+      <w:pPr>
+        <w:pStyle w:val="ListParagraph"/>
+        <w:numPr>
+          <w:ilvl w:val="0"/>
+          <w:numId w:val="2"/>
+        </w:numPr>
+        <w:spacing w:after="70" w:line="268"/>
+        <w:jc w:val="left"/>
+      </w:pPr>
+      <w:r>
+        <w:rPr>
+          <w:rFonts w:ascii="Poppins" w:cs="Poppins" w:eastAsia="Poppins" w:hAnsi="Poppins"/>
+          <w:b/>
+          <w:bCs/>
+          <w:i w:val="false"/>
+          <w:iCs w:val="false"/>
+          <w:color w:val="20222E"/>
+          <w:sz w:val="21"/>
+          <w:szCs w:val="21"/>
+        </w:rPr>
+        <w:t xml:space="preserve">DataTable numéros</w:t>
+      </w:r>
+      <w:r>
+        <w:rPr>
+          <w:rFonts w:ascii="Poppins" w:cs="Poppins" w:eastAsia="Poppins" w:hAnsi="Poppins"/>
+          <w:b w:val="false"/>
+          <w:bCs w:val="false"/>
+          <w:i w:val="false"/>
+          <w:iCs w:val="false"/>
+          <w:color w:val="20222E"/>
+          <w:sz w:val="21"/>
+          <w:szCs w:val="21"/>
+        </w:rPr>
+        <w:t xml:space="preserve"> : Numéro, Opérateur, Pays, Score de risque, Statut (sécurisé/à signaler/frauduleux), Partenaire affilié, Compte propriétaire (si le numéro est rattaché à un utilisateur KWISMO), Dernière vérification.</w:t>
       </w:r>
     </w:p>
     <w:p>
@@ -14469,7 +14729,7 @@
                 <w:sz w:val="18"/>
                 <w:szCs w:val="18"/>
               </w:rPr>
-              <w:t xml:space="preserve">Tous</w:t>
+              <w:t xml:space="preserve">Tous (compte + numéros associés)</w:t>
             </w:r>
           </w:p>
         </w:tc>
@@ -14497,7 +14757,7 @@
                 <w:sz w:val="18"/>
                 <w:szCs w:val="18"/>
               </w:rPr>
-              <w:t xml:space="preserve">Uniquement les siens (liés à ses numéros affiliés).</w:t>
+              <w:t xml:space="preserve">Uniquement les comptes ayant au moins un numéro dans ses plages affiliées.</w:t>
             </w:r>
           </w:p>
         </w:tc>
